--- a/courts/tenth-circuit/wyoming/federal/bankruptcy-district/motion-brief/usage/OUTPUT-motion-brief.docx
+++ b/courts/tenth-circuit/wyoming/federal/bankruptcy-district/motion-brief/usage/OUTPUT-motion-brief.docx
@@ -1060,7 +1060,7 @@
     </w:pPr>
     <w:r>
       <w:rPr>
-        <w:rFonts w:ascii="EB Garamond" w:hAnsi="EB Garamond" w:eastAsia="EB Garamond" w:cs="EB Garamond"/>
+        <w:rFonts w:ascii="Times New Roman" w:hAnsi="Times New Roman" w:eastAsia="Times New Roman" w:cs="Times New Roman"/>
         <w:sz w:val="22"/>
         <w:szCs w:val="22"/>
       </w:rPr>
@@ -1068,7 +1068,7 @@
     </w:r>
     <w:r>
       <w:rPr>
-        <w:rFonts w:ascii="EB Garamond" w:hAnsi="EB Garamond" w:eastAsia="EB Garamond" w:cs="EB Garamond"/>
+        <w:rFonts w:ascii="Times New Roman" w:hAnsi="Times New Roman" w:eastAsia="Times New Roman" w:cs="Times New Roman"/>
         <w:sz w:val="22"/>
         <w:szCs w:val="22"/>
       </w:rPr>
@@ -1076,7 +1076,7 @@
     </w:r>
     <w:r>
       <w:rPr>
-        <w:rFonts w:ascii="EB Garamond" w:hAnsi="EB Garamond" w:eastAsia="EB Garamond" w:cs="EB Garamond"/>
+        <w:rFonts w:ascii="Times New Roman" w:hAnsi="Times New Roman" w:eastAsia="Times New Roman" w:cs="Times New Roman"/>
         <w:sz w:val="22"/>
         <w:szCs w:val="22"/>
       </w:rPr>
@@ -1084,7 +1084,7 @@
     </w:r>
     <w:r>
       <w:rPr>
-        <w:rFonts w:ascii="EB Garamond" w:hAnsi="EB Garamond" w:eastAsia="EB Garamond" w:cs="EB Garamond"/>
+        <w:rFonts w:ascii="Times New Roman" w:hAnsi="Times New Roman" w:eastAsia="Times New Roman" w:cs="Times New Roman"/>
         <w:sz w:val="22"/>
         <w:szCs w:val="22"/>
       </w:rPr>
@@ -1092,7 +1092,7 @@
     </w:r>
     <w:r>
       <w:rPr>
-        <w:rFonts w:ascii="EB Garamond" w:hAnsi="EB Garamond" w:eastAsia="EB Garamond" w:cs="EB Garamond"/>
+        <w:rFonts w:ascii="Times New Roman" w:hAnsi="Times New Roman" w:eastAsia="Times New Roman" w:cs="Times New Roman"/>
         <w:sz w:val="22"/>
         <w:szCs w:val="22"/>
       </w:rPr>
@@ -1210,7 +1210,7 @@
   <w:docDefaults>
     <w:rPrDefault>
       <w:rPr>
-        <w:rFonts w:ascii="EB Garamond" w:hAnsi="EB Garamond" w:eastAsia="EB Garamond" w:cs="EB Garamond"/>
+        <w:rFonts w:ascii="Times New Roman" w:hAnsi="Times New Roman" w:eastAsia="Times New Roman" w:cs="Times New Roman"/>
         <w:sz w:val="26"/>
         <w:szCs w:val="26"/>
         <w:lang w:val="en-US" w:eastAsia="zh-CN" w:bidi="ar-SA"/>
@@ -1230,7 +1230,7 @@
       <w:spacing w:before="0" w:after="0" w:line="240" w:lineRule="auto"/>
     </w:pPr>
     <w:rPr>
-      <w:rFonts w:ascii="EB Garamond" w:hAnsi="EB Garamond" w:eastAsia="EB Garamond" w:cs="EB Garamond"/>
+      <w:rFonts w:ascii="Times New Roman" w:hAnsi="Times New Roman" w:eastAsia="Times New Roman" w:cs="Times New Roman"/>
       <w:sz w:val="26"/>
       <w:szCs w:val="26"/>
     </w:rPr>
@@ -1409,7 +1409,7 @@
       <w:outlineLvl w:val="0"/>
     </w:pPr>
     <w:rPr>
-      <w:rFonts w:ascii="EB Garamond" w:hAnsi="EB Garamond" w:eastAsia="EB Garamond" w:cs="EB Garamond"/>
+      <w:rFonts w:ascii="Times New Roman" w:hAnsi="Times New Roman" w:eastAsia="Times New Roman" w:cs="Times New Roman"/>
       <w:b/>
       <w:bCs/>
       <w:color w:val="000000"/>
@@ -1432,7 +1432,7 @@
       <w:outlineLvl w:val="1"/>
     </w:pPr>
     <w:rPr>
-      <w:rFonts w:ascii="EB Garamond" w:hAnsi="EB Garamond" w:eastAsia="EB Garamond" w:cs="EB Garamond"/>
+      <w:rFonts w:ascii="Times New Roman" w:hAnsi="Times New Roman" w:eastAsia="Times New Roman" w:cs="Times New Roman"/>
       <w:b/>
       <w:bCs/>
       <w:i/>
@@ -1739,7 +1739,7 @@
       <w:jc w:val="left"/>
     </w:pPr>
     <w:rPr>
-      <w:rFonts w:ascii="EB Garamond" w:hAnsi="EB Garamond" w:eastAsia="EB Garamond" w:cs="EB Garamond"/>
+      <w:rFonts w:ascii="Times New Roman" w:hAnsi="Times New Roman" w:eastAsia="Times New Roman" w:cs="Times New Roman"/>
       <w:sz w:val="26"/>
       <w:szCs w:val="26"/>
     </w:rPr>
@@ -1890,7 +1890,7 @@
       <w:ind w:firstLine="0"/>
     </w:pPr>
     <w:rPr>
-      <w:rFonts w:ascii="EB Garamond" w:hAnsi="EB Garamond" w:eastAsia="EB Garamond" w:cs="EB Garamond"/>
+      <w:rFonts w:ascii="Times New Roman" w:hAnsi="Times New Roman" w:eastAsia="Times New Roman" w:cs="Times New Roman"/>
       <w:sz w:val="22"/>
       <w:szCs w:val="22"/>
     </w:rPr>
@@ -1905,7 +1905,7 @@
       <w:jc w:val="center"/>
     </w:pPr>
     <w:rPr>
-      <w:rFonts w:ascii="EB Garamond" w:hAnsi="EB Garamond" w:eastAsia="EB Garamond" w:cs="EB Garamond"/>
+      <w:rFonts w:ascii="Times New Roman" w:hAnsi="Times New Roman" w:eastAsia="Times New Roman" w:cs="Times New Roman"/>
       <w:b/>
       <w:bCs/>
       <w:sz w:val="26"/>
@@ -1921,7 +1921,7 @@
       <w:jc w:val="left"/>
     </w:pPr>
     <w:rPr>
-      <w:rFonts w:ascii="EB Garamond" w:hAnsi="EB Garamond" w:eastAsia="EB Garamond" w:cs="EB Garamond"/>
+      <w:rFonts w:ascii="Times New Roman" w:hAnsi="Times New Roman" w:eastAsia="Times New Roman" w:cs="Times New Roman"/>
       <w:sz w:val="26"/>
       <w:szCs w:val="26"/>
     </w:rPr>
@@ -1935,7 +1935,7 @@
       <w:jc w:val="left"/>
     </w:pPr>
     <w:rPr>
-      <w:rFonts w:ascii="EB Garamond" w:hAnsi="EB Garamond" w:eastAsia="EB Garamond" w:cs="EB Garamond"/>
+      <w:rFonts w:ascii="Times New Roman" w:hAnsi="Times New Roman" w:eastAsia="Times New Roman" w:cs="Times New Roman"/>
       <w:sz w:val="26"/>
       <w:szCs w:val="26"/>
     </w:rPr>
@@ -1951,7 +1951,7 @@
       <w:jc w:val="center"/>
     </w:pPr>
     <w:rPr>
-      <w:rFonts w:ascii="EB Garamond" w:hAnsi="EB Garamond" w:eastAsia="EB Garamond" w:cs="EB Garamond"/>
+      <w:rFonts w:ascii="Times New Roman" w:hAnsi="Times New Roman" w:eastAsia="Times New Roman" w:cs="Times New Roman"/>
       <w:b/>
       <w:bCs/>
       <w:sz w:val="26"/>
@@ -1967,7 +1967,7 @@
       <w:ind w:firstLine="0"/>
     </w:pPr>
     <w:rPr>
-      <w:rFonts w:ascii="EB Garamond" w:hAnsi="EB Garamond" w:eastAsia="EB Garamond" w:cs="EB Garamond"/>
+      <w:rFonts w:ascii="Times New Roman" w:hAnsi="Times New Roman" w:eastAsia="Times New Roman" w:cs="Times New Roman"/>
     </w:rPr>
   </w:style>
   <w:style w:type="paragraph" w:customStyle="1" w:styleId="Lettered">
@@ -1979,7 +1979,7 @@
       <w:ind w:firstLine="720"/>
     </w:pPr>
     <w:rPr>
-      <w:rFonts w:ascii="EB Garamond" w:hAnsi="EB Garamond" w:eastAsia="EB Garamond" w:cs="EB Garamond"/>
+      <w:rFonts w:ascii="Times New Roman" w:hAnsi="Times New Roman" w:eastAsia="Times New Roman" w:cs="Times New Roman"/>
     </w:rPr>
   </w:style>
   <w:style w:type="paragraph" w:customStyle="1" w:styleId="Signature">
@@ -1993,7 +1993,7 @@
       <w:jc w:val="left"/>
     </w:pPr>
     <w:rPr>
-      <w:rFonts w:ascii="EB Garamond" w:hAnsi="EB Garamond" w:eastAsia="EB Garamond" w:cs="EB Garamond"/>
+      <w:rFonts w:ascii="Times New Roman" w:hAnsi="Times New Roman" w:eastAsia="Times New Roman" w:cs="Times New Roman"/>
       <w:sz w:val="26"/>
       <w:szCs w:val="26"/>
     </w:rPr>
@@ -2009,7 +2009,7 @@
       <w:jc w:val="left"/>
     </w:pPr>
     <w:rPr>
-      <w:rFonts w:ascii="EB Garamond" w:hAnsi="EB Garamond" w:eastAsia="EB Garamond" w:cs="EB Garamond"/>
+      <w:rFonts w:ascii="Times New Roman" w:hAnsi="Times New Roman" w:eastAsia="Times New Roman" w:cs="Times New Roman"/>
     </w:rPr>
   </w:style>
   <w:style w:type="paragraph" w:customStyle="1" w:styleId="SignatureSmall">
@@ -2023,7 +2023,7 @@
       <w:jc w:val="left"/>
     </w:pPr>
     <w:rPr>
-      <w:rFonts w:ascii="EB Garamond" w:hAnsi="EB Garamond" w:eastAsia="EB Garamond" w:cs="EB Garamond"/>
+      <w:rFonts w:ascii="Times New Roman" w:hAnsi="Times New Roman" w:eastAsia="Times New Roman" w:cs="Times New Roman"/>
       <w:sz w:val="22"/>
       <w:szCs w:val="22"/>
     </w:rPr>
@@ -2039,7 +2039,7 @@
       <w:jc w:val="left"/>
     </w:pPr>
     <w:rPr>
-      <w:rFonts w:ascii="EB Garamond" w:hAnsi="EB Garamond" w:eastAsia="EB Garamond" w:cs="EB Garamond"/>
+      <w:rFonts w:ascii="Times New Roman" w:hAnsi="Times New Roman" w:eastAsia="Times New Roman" w:cs="Times New Roman"/>
       <w:i/>
       <w:iCs/>
       <w:sz w:val="22"/>
@@ -2057,7 +2057,7 @@
       <w:jc w:val="center"/>
     </w:pPr>
     <w:rPr>
-      <w:rFonts w:ascii="EB Garamond" w:hAnsi="EB Garamond" w:eastAsia="EB Garamond" w:cs="EB Garamond"/>
+      <w:rFonts w:ascii="Times New Roman" w:hAnsi="Times New Roman" w:eastAsia="Times New Roman" w:cs="Times New Roman"/>
       <w:b/>
       <w:bCs/>
       <w:sz w:val="26"/>
@@ -2073,7 +2073,7 @@
       <w:jc w:val="left"/>
     </w:pPr>
     <w:rPr>
-      <w:rFonts w:ascii="EB Garamond" w:hAnsi="EB Garamond" w:eastAsia="EB Garamond" w:cs="EB Garamond"/>
+      <w:rFonts w:ascii="Times New Roman" w:hAnsi="Times New Roman" w:eastAsia="Times New Roman" w:cs="Times New Roman"/>
       <w:sz w:val="26"/>
       <w:szCs w:val="26"/>
     </w:rPr>
